--- a/02_configuracao/ficheiros_config/Configuração do PostgreSQL.docx
+++ b/02_configuracao/ficheiros_config/Configuração do PostgreSQL.docx
@@ -39,6 +39,7 @@
       <w:r>
         <w:rPr>
           <w:rFonts w:cs="Times New Roman"/>
+          <w:noProof/>
           <w:szCs w:val="28"/>
         </w:rPr>
         <w:drawing>
@@ -78,8 +79,156 @@
         </w:drawing>
       </w:r>
     </w:p>
+    <w:p>
+      <w:pPr>
+        <w:rPr>
+          <w:rFonts w:cs="Times New Roman"/>
+          <w:szCs w:val="28"/>
+        </w:rPr>
+      </w:pPr>
+      <w:r>
+        <w:rPr>
+          <w:rFonts w:cs="Times New Roman"/>
+          <w:szCs w:val="28"/>
+        </w:rPr>
+        <w:drawing>
+          <wp:inline distT="0" distB="0" distL="0" distR="0" wp14:anchorId="0A533FFE" wp14:editId="30C037A2">
+            <wp:extent cx="5400040" cy="2837815"/>
+            <wp:effectExtent l="0" t="0" r="0" b="635"/>
+            <wp:docPr id="913313322" name="Imagem 1"/>
+            <wp:cNvGraphicFramePr>
+              <a:graphicFrameLocks xmlns:a="http://schemas.openxmlformats.org/drawingml/2006/main" noChangeAspect="1"/>
+            </wp:cNvGraphicFramePr>
+            <a:graphic xmlns:a="http://schemas.openxmlformats.org/drawingml/2006/main">
+              <a:graphicData uri="http://schemas.openxmlformats.org/drawingml/2006/picture">
+                <pic:pic xmlns:pic="http://schemas.openxmlformats.org/drawingml/2006/picture">
+                  <pic:nvPicPr>
+                    <pic:cNvPr id="913313322" name=""/>
+                    <pic:cNvPicPr/>
+                  </pic:nvPicPr>
+                  <pic:blipFill>
+                    <a:blip r:embed="rId7"/>
+                    <a:stretch>
+                      <a:fillRect/>
+                    </a:stretch>
+                  </pic:blipFill>
+                  <pic:spPr>
+                    <a:xfrm>
+                      <a:off x="0" y="0"/>
+                      <a:ext cx="5400040" cy="2837815"/>
+                    </a:xfrm>
+                    <a:prstGeom prst="rect">
+                      <a:avLst/>
+                    </a:prstGeom>
+                  </pic:spPr>
+                </pic:pic>
+              </a:graphicData>
+            </a:graphic>
+          </wp:inline>
+        </w:drawing>
+      </w:r>
+    </w:p>
+    <w:p>
+      <w:pPr>
+        <w:rPr>
+          <w:rFonts w:cs="Times New Roman"/>
+          <w:szCs w:val="28"/>
+        </w:rPr>
+      </w:pPr>
+      <w:r>
+        <w:rPr>
+          <w:rFonts w:cs="Times New Roman"/>
+          <w:szCs w:val="28"/>
+        </w:rPr>
+        <w:drawing>
+          <wp:inline distT="0" distB="0" distL="0" distR="0" wp14:anchorId="0C23619E" wp14:editId="4AC4FD91">
+            <wp:extent cx="5400040" cy="1952625"/>
+            <wp:effectExtent l="0" t="0" r="0" b="9525"/>
+            <wp:docPr id="243205061" name="Imagem 1"/>
+            <wp:cNvGraphicFramePr>
+              <a:graphicFrameLocks xmlns:a="http://schemas.openxmlformats.org/drawingml/2006/main" noChangeAspect="1"/>
+            </wp:cNvGraphicFramePr>
+            <a:graphic xmlns:a="http://schemas.openxmlformats.org/drawingml/2006/main">
+              <a:graphicData uri="http://schemas.openxmlformats.org/drawingml/2006/picture">
+                <pic:pic xmlns:pic="http://schemas.openxmlformats.org/drawingml/2006/picture">
+                  <pic:nvPicPr>
+                    <pic:cNvPr id="243205061" name=""/>
+                    <pic:cNvPicPr/>
+                  </pic:nvPicPr>
+                  <pic:blipFill>
+                    <a:blip r:embed="rId8"/>
+                    <a:stretch>
+                      <a:fillRect/>
+                    </a:stretch>
+                  </pic:blipFill>
+                  <pic:spPr>
+                    <a:xfrm>
+                      <a:off x="0" y="0"/>
+                      <a:ext cx="5400040" cy="1952625"/>
+                    </a:xfrm>
+                    <a:prstGeom prst="rect">
+                      <a:avLst/>
+                    </a:prstGeom>
+                  </pic:spPr>
+                </pic:pic>
+              </a:graphicData>
+            </a:graphic>
+          </wp:inline>
+        </w:drawing>
+      </w:r>
+    </w:p>
+    <w:p>
+      <w:pPr>
+        <w:rPr>
+          <w:rFonts w:cs="Times New Roman"/>
+          <w:szCs w:val="28"/>
+        </w:rPr>
+      </w:pPr>
+      <w:r>
+        <w:rPr>
+          <w:rFonts w:cs="Times New Roman"/>
+          <w:szCs w:val="28"/>
+        </w:rPr>
+        <w:lastRenderedPageBreak/>
+        <w:drawing>
+          <wp:inline distT="0" distB="0" distL="0" distR="0" wp14:anchorId="29BE40A8" wp14:editId="633E1F0E">
+            <wp:extent cx="5400040" cy="1469390"/>
+            <wp:effectExtent l="0" t="0" r="0" b="0"/>
+            <wp:docPr id="387451251" name="Imagem 1"/>
+            <wp:cNvGraphicFramePr>
+              <a:graphicFrameLocks xmlns:a="http://schemas.openxmlformats.org/drawingml/2006/main" noChangeAspect="1"/>
+            </wp:cNvGraphicFramePr>
+            <a:graphic xmlns:a="http://schemas.openxmlformats.org/drawingml/2006/main">
+              <a:graphicData uri="http://schemas.openxmlformats.org/drawingml/2006/picture">
+                <pic:pic xmlns:pic="http://schemas.openxmlformats.org/drawingml/2006/picture">
+                  <pic:nvPicPr>
+                    <pic:cNvPr id="387451251" name=""/>
+                    <pic:cNvPicPr/>
+                  </pic:nvPicPr>
+                  <pic:blipFill>
+                    <a:blip r:embed="rId9"/>
+                    <a:stretch>
+                      <a:fillRect/>
+                    </a:stretch>
+                  </pic:blipFill>
+                  <pic:spPr>
+                    <a:xfrm>
+                      <a:off x="0" y="0"/>
+                      <a:ext cx="5400040" cy="1469390"/>
+                    </a:xfrm>
+                    <a:prstGeom prst="rect">
+                      <a:avLst/>
+                    </a:prstGeom>
+                  </pic:spPr>
+                </pic:pic>
+              </a:graphicData>
+            </a:graphic>
+          </wp:inline>
+        </w:drawing>
+      </w:r>
+    </w:p>
     <w:sectPr>
-      <w:headerReference w:type="default" r:id="rId7"/>
+      <w:headerReference w:type="default" r:id="rId10"/>
       <w:pgSz w:w="11906" w:h="16838"/>
       <w:pgMar w:top="1417" w:right="1701" w:bottom="1417" w:left="1701" w:header="708" w:footer="708" w:gutter="0"/>
       <w:cols w:space="708"/>
@@ -271,51 +420,7 @@
         <w:sz w:val="20"/>
         <w:szCs w:val="28"/>
       </w:rPr>
-      <w:t xml:space="preserve">Trabalho Pratico Final do </w:t>
-    </w:r>
-    <w:proofErr w:type="spellStart"/>
-    <w:r>
-      <w:rPr>
-        <w:b/>
-        <w:i/>
-        <w:color w:val="00B0F0"/>
-        <w:sz w:val="20"/>
-        <w:szCs w:val="28"/>
-      </w:rPr>
-      <w:t>GrupoA_PostgreSQL</w:t>
-    </w:r>
-    <w:proofErr w:type="spellEnd"/>
-    <w:r>
-      <w:rPr>
-        <w:b/>
-        <w:i/>
-        <w:color w:val="00B0F0"/>
-        <w:sz w:val="20"/>
-        <w:szCs w:val="28"/>
-      </w:rPr>
-      <w:t xml:space="preserve"> – Admirson, </w:t>
-    </w:r>
-    <w:proofErr w:type="spellStart"/>
-    <w:r>
-      <w:rPr>
-        <w:b/>
-        <w:i/>
-        <w:color w:val="00B0F0"/>
-        <w:sz w:val="20"/>
-        <w:szCs w:val="28"/>
-      </w:rPr>
-      <w:t>Delton</w:t>
-    </w:r>
-    <w:proofErr w:type="spellEnd"/>
-    <w:r>
-      <w:rPr>
-        <w:b/>
-        <w:i/>
-        <w:color w:val="00B0F0"/>
-        <w:sz w:val="20"/>
-        <w:szCs w:val="28"/>
-      </w:rPr>
-      <w:t xml:space="preserve"> e Gilson</w:t>
+      <w:t>Trabalho Pratico Final do GrupoA_PostgreSQL – Admirson, Delton e Gilson</w:t>
     </w:r>
   </w:p>
 </w:hdr>

--- a/02_configuracao/ficheiros_config/Configuração do PostgreSQL.docx
+++ b/02_configuracao/ficheiros_config/Configuração do PostgreSQL.docx
@@ -28,6 +28,12 @@
           <w:noProof/>
         </w:rPr>
       </w:pPr>
+      <w:r>
+        <w:rPr>
+          <w:noProof/>
+        </w:rPr>
+        <w:t>Alterando a porta de escuta como medida de Hardening: 5432 --&gt; 50484</w:t>
+      </w:r>
     </w:p>
     <w:p>
       <w:pPr>
@@ -89,6 +95,7 @@
       <w:r>
         <w:rPr>
           <w:rFonts w:cs="Times New Roman"/>
+          <w:noProof/>
           <w:szCs w:val="28"/>
         </w:rPr>
         <w:drawing>
@@ -138,6 +145,7 @@
       <w:r>
         <w:rPr>
           <w:rFonts w:cs="Times New Roman"/>
+          <w:noProof/>
           <w:szCs w:val="28"/>
         </w:rPr>
         <w:drawing>
@@ -187,6 +195,7 @@
       <w:r>
         <w:rPr>
           <w:rFonts w:cs="Times New Roman"/>
+          <w:noProof/>
           <w:szCs w:val="28"/>
         </w:rPr>
         <w:lastRenderedPageBreak/>

--- a/02_configuracao/ficheiros_config/Configuração do PostgreSQL.docx
+++ b/02_configuracao/ficheiros_config/Configuração do PostgreSQL.docx
@@ -42,6 +42,14 @@
           <w:szCs w:val="28"/>
         </w:rPr>
       </w:pPr>
+      <w:r>
+        <w:rPr>
+          <w:rFonts w:cs="Times New Roman"/>
+          <w:noProof/>
+          <w:szCs w:val="28"/>
+        </w:rPr>
+        <w:t xml:space="preserve"> </w:t>
+      </w:r>
       <w:r>
         <w:rPr>
           <w:rFonts w:cs="Times New Roman"/>
@@ -429,7 +437,51 @@
         <w:sz w:val="20"/>
         <w:szCs w:val="28"/>
       </w:rPr>
-      <w:t>Trabalho Pratico Final do GrupoA_PostgreSQL – Admirson, Delton e Gilson</w:t>
+      <w:t xml:space="preserve">Trabalho Pratico Final do </w:t>
+    </w:r>
+    <w:proofErr w:type="spellStart"/>
+    <w:r>
+      <w:rPr>
+        <w:b/>
+        <w:i/>
+        <w:color w:val="00B0F0"/>
+        <w:sz w:val="20"/>
+        <w:szCs w:val="28"/>
+      </w:rPr>
+      <w:t>GrupoA_PostgreSQL</w:t>
+    </w:r>
+    <w:proofErr w:type="spellEnd"/>
+    <w:r>
+      <w:rPr>
+        <w:b/>
+        <w:i/>
+        <w:color w:val="00B0F0"/>
+        <w:sz w:val="20"/>
+        <w:szCs w:val="28"/>
+      </w:rPr>
+      <w:t xml:space="preserve"> – Admirson, </w:t>
+    </w:r>
+    <w:proofErr w:type="spellStart"/>
+    <w:r>
+      <w:rPr>
+        <w:b/>
+        <w:i/>
+        <w:color w:val="00B0F0"/>
+        <w:sz w:val="20"/>
+        <w:szCs w:val="28"/>
+      </w:rPr>
+      <w:t>Delton</w:t>
+    </w:r>
+    <w:proofErr w:type="spellEnd"/>
+    <w:r>
+      <w:rPr>
+        <w:b/>
+        <w:i/>
+        <w:color w:val="00B0F0"/>
+        <w:sz w:val="20"/>
+        <w:szCs w:val="28"/>
+      </w:rPr>
+      <w:t xml:space="preserve"> e Gilson</w:t>
     </w:r>
   </w:p>
 </w:hdr>
